--- a/cf/jm/u/files/u075.docx
+++ b/cf/jm/u/files/u075.docx
@@ -20,7 +20,7 @@
     </w:p>
     <w:p>
       <w:r>
-        <w:t>請針對每個題目，把答案填在「回答：」後面（越具體越好）；填好後請放回您的部門資料夾即可，不需回信。</w:t>
+        <w:t>這份問卷是想更了解您的實際作業，好把您的 AI 助理做得更貼近需求。第一部分請把答案填在「回答：」後面（越具體越好）；第二部分只是先讓您了解，之後用的時候再一起調整，不用現在填。填好後放回您的部門資料夾即可，不需回信。</w:t>
       </w:r>
     </w:p>
     <w:p>
@@ -32,8 +32,16 @@
       </w:r>
     </w:p>
     <w:p>
+      <w:pPr>
+        <w:pStyle w:val="Heading2"/>
+      </w:pPr>
       <w:r>
-        <w:t>1. ERP 機台稼動資料能否定期匯出 CSV？中期是否評估由 IT 透過 MCP／Function Call 介接 ERP？</w:t>
+        <w:t>一、請您提供或確認的事情</w:t>
+      </w:r>
+    </w:p>
+    <w:p>
+      <w:r>
+        <w:t>1. 你每週要核對的是「各機台稼動率、以及稼動率低的主因」對嗎？（稼動率＝機台實際有在跑的時間占可用時間的比例）</w:t>
       </w:r>
     </w:p>
     <w:p>
@@ -43,7 +51,7 @@
     </w:p>
     <w:p>
       <w:r>
-        <w:t>2. 稼動率口徑如何定義（運轉工時／可用工時如何認定）？目標門檻是多少？</w:t>
+        <w:t>2. 重要前置：資料來源是 ERP，得從系統畫面查。先跟 IT 確認能不能定期匯出成 CSV/Excel；短期先人工匯出過渡，中長期再談用 MCP/介接自動接</w:t>
       </w:r>
     </w:p>
     <w:p>
@@ -53,7 +61,7 @@
     </w:p>
     <w:p>
       <w:r>
-        <w:t>3. 低稼動主因有哪些標準分類？停機／異常紀錄的欄位格式為何（讓 AI 歸納一致）？</w:t>
+        <w:t>3. 稼動率你們是怎麼定義的（實際運轉工時 ÷ 可用工時）？目標是多少、低於多少算偏低？給它明確口徑</w:t>
       </w:r>
     </w:p>
     <w:p>
@@ -63,7 +71,7 @@
     </w:p>
     <w:p>
       <w:r>
-        <w:t>4. 生管每週寄的 ERP 生產數據，實際欄位有哪些？能否提供一份去識別化範例？</w:t>
+        <w:t>4. 稼動率低的主因有哪幾類（換線、待料、保養、品質異常…）？給它一份分類清單，歸納才會一致</w:t>
       </w:r>
     </w:p>
     <w:p>
@@ -73,7 +81,7 @@
     </w:p>
     <w:p>
       <w:r>
-        <w:t>5. 現行稼動率核對大表的版型與必填欄位是什麼？</w:t>
+        <w:t>5. 停機/異常紀錄裡有哪些欄位可以看出主因？告訴它去哪找</w:t>
       </w:r>
     </w:p>
     <w:p>
@@ -83,12 +91,45 @@
     </w:p>
     <w:p>
       <w:r>
-        <w:t>6. 停機紀錄空白或無主因時，希望 Agent 如何標示（主因待確認），不臆斷主因，對嗎？</w:t>
+        <w:t>6. 核對完的大表要長什麼版型、存哪？（存 NAS，由副課長確認後提報）</w:t>
       </w:r>
     </w:p>
     <w:p>
       <w:r>
         <w:t>回答：</w:t>
+      </w:r>
+    </w:p>
+    <w:p>
+      <w:pPr>
+        <w:pStyle w:val="Heading2"/>
+      </w:pPr>
+      <w:r>
+        <w:t>二、要用了之後、跟 AI 一起調整的事情（先了解即可，不用現在填）</w:t>
+      </w:r>
+    </w:p>
+    <w:p>
+      <w:r>
+        <w:t>• 上線前先解決資料怎麼進來——沒接通前就人工匯出 ERP 檔貼給它，這步不解決其他都跑不動</w:t>
+      </w:r>
+    </w:p>
+    <w:p>
+      <w:r>
+        <w:t>• 跑完核它算的稼動率對不對；算錯告訴它，口徑不一致就把定義再講清楚</w:t>
+      </w:r>
+    </w:p>
+    <w:p>
+      <w:r>
+        <w:t>• 它歸納的低稼動主因，看是不是照停機紀錄來的；亂猜主因就糾正「有紀錄才寫，沒紀錄標待確認」</w:t>
+      </w:r>
+    </w:p>
+    <w:p>
+      <w:r>
+        <w:t>• 遇到它想幫你「把主因都寫成待料然後結案」，擋下——主因要依紀錄、由副課長定案</w:t>
+      </w:r>
+    </w:p>
+    <w:p>
+      <w:r>
+        <w:t>• 主因分類講法慢慢補齊、掛知識庫，它歸類會越來越一致</w:t>
       </w:r>
     </w:p>
     <w:p/>
